--- a/assets/31_환경소음_이동성/01_논문작업/Supplementary_20260726_231342.docx
+++ b/assets/31_환경소음_이동성/01_논문작업/Supplementary_20260726_231342.docx
@@ -27,7 +27,7 @@
         <w:rPr>
           <w:rFonts w:eastAsia="바탕" w:cs="Times New Roman"/>
         </w:rPr>
-        <w:t>Hyun In Jo</w:t>
+        <w:t>Hyun In Jo, Kyung-Tae Lee</w:t>
       </w:r>
     </w:p>
     <w:p/>
